--- a/02_High-level_Architecture/Milestone_4_Interfaces_and_Data_Structures/JTS_M4_SDD_4.1DataDescription_v01.docx
+++ b/02_High-level_Architecture/Milestone_4_Interfaces_and_Data_Structures/JTS_M4_SDD_4.1DataDescription_v01.docx
@@ -2174,7 +2174,7 @@
           <w:sz w:val="22"/>
           <w:lang w:eastAsia="en-US"/>
         </w:rPr>
-        <w:t>This is where the database tables and ERDs go.</w:t>
+        <w:t>This is where the database tables go.</w:t>
       </w:r>
     </w:p>
     <w:p>
@@ -2300,6 +2300,174 @@
     </w:p>
     <w:p>
       <w:pPr>
+        <w:pStyle w:val="BodyText"/>
+        <w:spacing w:before="6"/>
+        <w:ind w:left="720"/>
+        <w:rPr>
+          <w:sz w:val="22"/>
+        </w:rPr>
+      </w:pPr>
+      <w:r>
+        <w:rPr>
+          <w:sz w:val="22"/>
+        </w:rPr>
+        <w:t>Career Bound uses a RESTful API architecture over HTTPS.</w:t>
+      </w:r>
+    </w:p>
+    <w:p>
+      <w:pPr>
+        <w:pStyle w:val="BodyText"/>
+        <w:spacing w:before="6"/>
+        <w:ind w:left="720"/>
+        <w:rPr>
+          <w:sz w:val="22"/>
+        </w:rPr>
+      </w:pPr>
+    </w:p>
+    <w:p>
+      <w:pPr>
+        <w:pStyle w:val="BodyText"/>
+        <w:spacing w:before="6"/>
+        <w:ind w:left="720"/>
+        <w:rPr>
+          <w:sz w:val="22"/>
+        </w:rPr>
+      </w:pPr>
+      <w:r>
+        <w:rPr>
+          <w:sz w:val="22"/>
+        </w:rPr>
+        <w:t>All client-to-server and service-to-service communication is performed using HTTP request and response messages. API payloads are encoded using JSON.</w:t>
+      </w:r>
+    </w:p>
+    <w:p>
+      <w:pPr>
+        <w:pStyle w:val="BodyText"/>
+        <w:spacing w:before="6"/>
+        <w:ind w:left="720"/>
+        <w:rPr>
+          <w:sz w:val="22"/>
+        </w:rPr>
+      </w:pPr>
+    </w:p>
+    <w:p>
+      <w:pPr>
+        <w:pStyle w:val="BodyText"/>
+        <w:spacing w:before="6"/>
+        <w:ind w:left="720"/>
+        <w:rPr>
+          <w:b/>
+          <w:bCs/>
+          <w:sz w:val="22"/>
+        </w:rPr>
+      </w:pPr>
+      <w:r>
+        <w:rPr>
+          <w:b/>
+          <w:bCs/>
+          <w:sz w:val="22"/>
+        </w:rPr>
+        <w:t>Supported HTTP methods include:</w:t>
+      </w:r>
+    </w:p>
+    <w:p>
+      <w:pPr>
+        <w:pStyle w:val="BodyText"/>
+        <w:numPr>
+          <w:ilvl w:val="0"/>
+          <w:numId w:val="7"/>
+        </w:numPr>
+        <w:tabs>
+          <w:tab w:val="left" w:pos="1440"/>
+        </w:tabs>
+        <w:spacing w:before="122" w:line="242" w:lineRule="auto"/>
+        <w:rPr>
+          <w:sz w:val="22"/>
+          <w:szCs w:val="22"/>
+        </w:rPr>
+      </w:pPr>
+      <w:r>
+        <w:rPr>
+          <w:sz w:val="22"/>
+          <w:szCs w:val="22"/>
+        </w:rPr>
+        <w:t>GET</w:t>
+      </w:r>
+    </w:p>
+    <w:p>
+      <w:pPr>
+        <w:pStyle w:val="BodyText"/>
+        <w:numPr>
+          <w:ilvl w:val="0"/>
+          <w:numId w:val="7"/>
+        </w:numPr>
+        <w:tabs>
+          <w:tab w:val="left" w:pos="1440"/>
+        </w:tabs>
+        <w:spacing w:before="122" w:line="242" w:lineRule="auto"/>
+        <w:rPr>
+          <w:sz w:val="22"/>
+          <w:szCs w:val="22"/>
+        </w:rPr>
+      </w:pPr>
+      <w:r>
+        <w:rPr>
+          <w:sz w:val="22"/>
+          <w:szCs w:val="22"/>
+        </w:rPr>
+        <w:t>POST</w:t>
+      </w:r>
+    </w:p>
+    <w:p>
+      <w:pPr>
+        <w:pStyle w:val="BodyText"/>
+        <w:numPr>
+          <w:ilvl w:val="0"/>
+          <w:numId w:val="7"/>
+        </w:numPr>
+        <w:tabs>
+          <w:tab w:val="left" w:pos="1440"/>
+        </w:tabs>
+        <w:spacing w:before="122" w:line="242" w:lineRule="auto"/>
+        <w:rPr>
+          <w:sz w:val="22"/>
+          <w:szCs w:val="22"/>
+        </w:rPr>
+      </w:pPr>
+      <w:r>
+        <w:rPr>
+          <w:sz w:val="22"/>
+          <w:szCs w:val="22"/>
+        </w:rPr>
+        <w:t>PUT</w:t>
+      </w:r>
+    </w:p>
+    <w:p>
+      <w:pPr>
+        <w:pStyle w:val="BodyText"/>
+        <w:numPr>
+          <w:ilvl w:val="0"/>
+          <w:numId w:val="7"/>
+        </w:numPr>
+        <w:tabs>
+          <w:tab w:val="left" w:pos="1440"/>
+        </w:tabs>
+        <w:spacing w:before="122" w:line="242" w:lineRule="auto"/>
+        <w:rPr>
+          <w:sz w:val="22"/>
+          <w:szCs w:val="22"/>
+        </w:rPr>
+      </w:pPr>
+      <w:r>
+        <w:rPr>
+          <w:sz w:val="22"/>
+          <w:szCs w:val="22"/>
+        </w:rPr>
+        <w:t>DELETE</w:t>
+      </w:r>
+    </w:p>
+    <w:p>
+      <w:pPr>
         <w:widowControl w:val="0"/>
         <w:spacing w:before="122" w:line="240" w:lineRule="auto"/>
         <w:ind w:left="1440" w:right="114"/>
@@ -2309,29 +2477,21 @@
           <w:lang w:eastAsia="en-US"/>
         </w:rPr>
       </w:pPr>
-      <w:r>
-        <w:rPr>
-          <w:rFonts w:ascii="Times New Roman" w:eastAsia="Times New Roman" w:hAnsi="Times New Roman" w:cs="Times New Roman"/>
-          <w:sz w:val="22"/>
-          <w:lang w:eastAsia="en-US"/>
-        </w:rPr>
-        <w:t xml:space="preserve">This </w:t>
-      </w:r>
-      <w:r>
-        <w:rPr>
-          <w:rFonts w:ascii="Times New Roman" w:eastAsia="Times New Roman" w:hAnsi="Times New Roman" w:cs="Times New Roman"/>
-          <w:sz w:val="22"/>
-          <w:lang w:eastAsia="en-US"/>
-        </w:rPr>
-        <w:t>is where request/response messages go</w:t>
-      </w:r>
-      <w:r>
-        <w:rPr>
-          <w:rFonts w:ascii="Times New Roman" w:eastAsia="Times New Roman" w:hAnsi="Times New Roman" w:cs="Times New Roman"/>
-          <w:sz w:val="22"/>
-          <w:lang w:eastAsia="en-US"/>
-        </w:rPr>
-        <w:t>.</w:t>
+    </w:p>
+    <w:p>
+      <w:pPr>
+        <w:pStyle w:val="BodyText"/>
+        <w:spacing w:before="6"/>
+        <w:ind w:left="720"/>
+        <w:rPr>
+          <w:sz w:val="22"/>
+        </w:rPr>
+      </w:pPr>
+      <w:r>
+        <w:rPr>
+          <w:sz w:val="22"/>
+        </w:rPr>
+        <w:t>Authentication tokens are transmitted using HTTPS-secured headers. API responses are encoded using JSON message formats defined in the API Message Specifications that follow.</w:t>
       </w:r>
     </w:p>
     <w:p>
@@ -2587,6 +2747,119 @@
     </w:lvl>
   </w:abstractNum>
   <w:abstractNum w:abstractNumId="2" w15:restartNumberingAfterBreak="0">
+    <w:nsid w:val="53053BD2"/>
+    <w:multiLevelType w:val="hybridMultilevel"/>
+    <w:tmpl w:val="487E7B7C"/>
+    <w:lvl w:ilvl="0" w:tplc="04090001">
+      <w:start w:val="1"/>
+      <w:numFmt w:val="bullet"/>
+      <w:lvlText w:val=""/>
+      <w:lvlJc w:val="left"/>
+      <w:pPr>
+        <w:ind w:left="1080" w:hanging="360"/>
+      </w:pPr>
+      <w:rPr>
+        <w:rFonts w:ascii="Symbol" w:hAnsi="Symbol" w:hint="default"/>
+      </w:rPr>
+    </w:lvl>
+    <w:lvl w:ilvl="1" w:tplc="04090003" w:tentative="1">
+      <w:start w:val="1"/>
+      <w:numFmt w:val="bullet"/>
+      <w:lvlText w:val="o"/>
+      <w:lvlJc w:val="left"/>
+      <w:pPr>
+        <w:ind w:left="1800" w:hanging="360"/>
+      </w:pPr>
+      <w:rPr>
+        <w:rFonts w:ascii="Courier New" w:hAnsi="Courier New" w:cs="Courier New" w:hint="default"/>
+      </w:rPr>
+    </w:lvl>
+    <w:lvl w:ilvl="2" w:tplc="04090005" w:tentative="1">
+      <w:start w:val="1"/>
+      <w:numFmt w:val="bullet"/>
+      <w:lvlText w:val=""/>
+      <w:lvlJc w:val="left"/>
+      <w:pPr>
+        <w:ind w:left="2520" w:hanging="360"/>
+      </w:pPr>
+      <w:rPr>
+        <w:rFonts w:ascii="Wingdings" w:hAnsi="Wingdings" w:hint="default"/>
+      </w:rPr>
+    </w:lvl>
+    <w:lvl w:ilvl="3" w:tplc="04090001" w:tentative="1">
+      <w:start w:val="1"/>
+      <w:numFmt w:val="bullet"/>
+      <w:lvlText w:val=""/>
+      <w:lvlJc w:val="left"/>
+      <w:pPr>
+        <w:ind w:left="3240" w:hanging="360"/>
+      </w:pPr>
+      <w:rPr>
+        <w:rFonts w:ascii="Symbol" w:hAnsi="Symbol" w:hint="default"/>
+      </w:rPr>
+    </w:lvl>
+    <w:lvl w:ilvl="4" w:tplc="04090003" w:tentative="1">
+      <w:start w:val="1"/>
+      <w:numFmt w:val="bullet"/>
+      <w:lvlText w:val="o"/>
+      <w:lvlJc w:val="left"/>
+      <w:pPr>
+        <w:ind w:left="3960" w:hanging="360"/>
+      </w:pPr>
+      <w:rPr>
+        <w:rFonts w:ascii="Courier New" w:hAnsi="Courier New" w:cs="Courier New" w:hint="default"/>
+      </w:rPr>
+    </w:lvl>
+    <w:lvl w:ilvl="5" w:tplc="04090005" w:tentative="1">
+      <w:start w:val="1"/>
+      <w:numFmt w:val="bullet"/>
+      <w:lvlText w:val=""/>
+      <w:lvlJc w:val="left"/>
+      <w:pPr>
+        <w:ind w:left="4680" w:hanging="360"/>
+      </w:pPr>
+      <w:rPr>
+        <w:rFonts w:ascii="Wingdings" w:hAnsi="Wingdings" w:hint="default"/>
+      </w:rPr>
+    </w:lvl>
+    <w:lvl w:ilvl="6" w:tplc="04090001" w:tentative="1">
+      <w:start w:val="1"/>
+      <w:numFmt w:val="bullet"/>
+      <w:lvlText w:val=""/>
+      <w:lvlJc w:val="left"/>
+      <w:pPr>
+        <w:ind w:left="5400" w:hanging="360"/>
+      </w:pPr>
+      <w:rPr>
+        <w:rFonts w:ascii="Symbol" w:hAnsi="Symbol" w:hint="default"/>
+      </w:rPr>
+    </w:lvl>
+    <w:lvl w:ilvl="7" w:tplc="04090003" w:tentative="1">
+      <w:start w:val="1"/>
+      <w:numFmt w:val="bullet"/>
+      <w:lvlText w:val="o"/>
+      <w:lvlJc w:val="left"/>
+      <w:pPr>
+        <w:ind w:left="6120" w:hanging="360"/>
+      </w:pPr>
+      <w:rPr>
+        <w:rFonts w:ascii="Courier New" w:hAnsi="Courier New" w:cs="Courier New" w:hint="default"/>
+      </w:rPr>
+    </w:lvl>
+    <w:lvl w:ilvl="8" w:tplc="04090005" w:tentative="1">
+      <w:start w:val="1"/>
+      <w:numFmt w:val="bullet"/>
+      <w:lvlText w:val=""/>
+      <w:lvlJc w:val="left"/>
+      <w:pPr>
+        <w:ind w:left="6840" w:hanging="360"/>
+      </w:pPr>
+      <w:rPr>
+        <w:rFonts w:ascii="Wingdings" w:hAnsi="Wingdings" w:hint="default"/>
+      </w:rPr>
+    </w:lvl>
+  </w:abstractNum>
+  <w:abstractNum w:abstractNumId="3" w15:restartNumberingAfterBreak="0">
     <w:nsid w:val="57CB4611"/>
     <w:multiLevelType w:val="hybridMultilevel"/>
     <w:tmpl w:val="764A978E"/>
@@ -2699,7 +2972,7 @@
       </w:rPr>
     </w:lvl>
   </w:abstractNum>
-  <w:abstractNum w:abstractNumId="3" w15:restartNumberingAfterBreak="0">
+  <w:abstractNum w:abstractNumId="4" w15:restartNumberingAfterBreak="0">
     <w:nsid w:val="5B604B6B"/>
     <w:multiLevelType w:val="multilevel"/>
     <w:tmpl w:val="F6E8EDE4"/>
@@ -2813,7 +3086,7 @@
       </w:rPr>
     </w:lvl>
   </w:abstractNum>
-  <w:abstractNum w:abstractNumId="4" w15:restartNumberingAfterBreak="0">
+  <w:abstractNum w:abstractNumId="5" w15:restartNumberingAfterBreak="0">
     <w:nsid w:val="5EF76FE3"/>
     <w:multiLevelType w:val="hybridMultilevel"/>
     <w:tmpl w:val="E9F2A2CE"/>
@@ -2927,7 +3200,7 @@
       </w:rPr>
     </w:lvl>
   </w:abstractNum>
-  <w:abstractNum w:abstractNumId="5" w15:restartNumberingAfterBreak="0">
+  <w:abstractNum w:abstractNumId="6" w15:restartNumberingAfterBreak="0">
     <w:nsid w:val="74176B93"/>
     <w:multiLevelType w:val="hybridMultilevel"/>
     <w:tmpl w:val="4A783D66"/>
@@ -3041,22 +3314,25 @@
     </w:lvl>
   </w:abstractNum>
   <w:num w:numId="1" w16cid:durableId="1843280342">
-    <w:abstractNumId w:val="3"/>
+    <w:abstractNumId w:val="4"/>
   </w:num>
   <w:num w:numId="2" w16cid:durableId="721100356">
-    <w:abstractNumId w:val="2"/>
+    <w:abstractNumId w:val="3"/>
   </w:num>
   <w:num w:numId="3" w16cid:durableId="1037971443">
     <w:abstractNumId w:val="1"/>
   </w:num>
   <w:num w:numId="4" w16cid:durableId="1415665825">
-    <w:abstractNumId w:val="5"/>
+    <w:abstractNumId w:val="6"/>
   </w:num>
   <w:num w:numId="5" w16cid:durableId="1251507573">
     <w:abstractNumId w:val="0"/>
   </w:num>
   <w:num w:numId="6" w16cid:durableId="1336572531">
-    <w:abstractNumId w:val="4"/>
+    <w:abstractNumId w:val="5"/>
+  </w:num>
+  <w:num w:numId="7" w16cid:durableId="627703909">
+    <w:abstractNumId w:val="2"/>
   </w:num>
 </w:numbering>
 </file>
@@ -3141,7 +3417,7 @@
     <w:lsdException w:name="Closing" w:semiHidden="1" w:unhideWhenUsed="1"/>
     <w:lsdException w:name="Signature" w:semiHidden="1" w:unhideWhenUsed="1"/>
     <w:lsdException w:name="Default Paragraph Font" w:semiHidden="1" w:uiPriority="1" w:unhideWhenUsed="1"/>
-    <w:lsdException w:name="Body Text" w:semiHidden="1" w:unhideWhenUsed="1"/>
+    <w:lsdException w:name="Body Text" w:semiHidden="1" w:uiPriority="1" w:unhideWhenUsed="1" w:qFormat="1"/>
     <w:lsdException w:name="Body Text Indent" w:semiHidden="1" w:unhideWhenUsed="1"/>
     <w:lsdException w:name="List Continue" w:semiHidden="1" w:unhideWhenUsed="1"/>
     <w:lsdException w:name="List Continue 2" w:semiHidden="1" w:unhideWhenUsed="1"/>
@@ -4714,6 +4990,32 @@
       <w:lang w:eastAsia="en-US"/>
     </w:rPr>
   </w:style>
+  <w:style w:type="paragraph" w:styleId="BodyText">
+    <w:name w:val="Body Text"/>
+    <w:basedOn w:val="Normal"/>
+    <w:link w:val="BodyTextChar"/>
+    <w:uiPriority w:val="1"/>
+    <w:qFormat/>
+    <w:rsid w:val="00C47C5D"/>
+    <w:pPr>
+      <w:widowControl w:val="0"/>
+      <w:spacing w:line="240" w:lineRule="auto"/>
+    </w:pPr>
+    <w:rPr>
+      <w:rFonts w:ascii="Times New Roman" w:eastAsia="Times New Roman" w:hAnsi="Times New Roman" w:cs="Times New Roman"/>
+      <w:lang w:eastAsia="en-US"/>
+    </w:rPr>
+  </w:style>
+  <w:style w:type="character" w:customStyle="1" w:styleId="BodyTextChar">
+    <w:name w:val="Body Text Char"/>
+    <w:basedOn w:val="DefaultParagraphFont"/>
+    <w:link w:val="BodyText"/>
+    <w:uiPriority w:val="1"/>
+    <w:rsid w:val="00C47C5D"/>
+    <w:rPr>
+      <w:rFonts w:ascii="Times New Roman" w:eastAsia="Times New Roman" w:hAnsi="Times New Roman" w:cs="Times New Roman"/>
+    </w:rPr>
+  </w:style>
 </w:styles>
 </file>
 
